--- a/artigo-imunopreveniveis/manuscrito-evitaveis.docx
+++ b/artigo-imunopreveniveis/manuscrito-evitaveis.docx
@@ -7,7 +7,7 @@
         <w:pStyle w:val="Title"/>
       </w:pPr>
       <w:r>
-        <w:t>Óbitos por doenças imunopreveníveis no Brasil, 2015–2024: perda de sensibilidade de um instrumento oficial por delimitação etária, defasagem tecnológica e especificidade etiológica do registro</w:t>
+        <w:t>Óbitos por doenças imunopreveníveis no Brasil, 2015–2024: o escopo de um instrumento oficial diante das causas com vacina disponível, e três limites que o delimitam</w:t>
       </w:r>
     </w:p>
     <w:p>
@@ -81,7 +81,26 @@
         <w:t>teto</w:t>
       </w:r>
       <w:r>
-        <w:t>, não uma estimativa de mortes evitáveis — soma 27.917 óbitos, razão de 4,79 sobre o instrumento oficial, e a COVID-19 sozinha soma 718.811 (Tabela S4). Três limitações estruturais explicam a diferença. A lista termina aos 74 anos, e 267.276 óbitos por causas com vacina — 35,8% do conjunto — ocorreram acima dessa idade, invisíveis por construção (Tabela S5). Ela antecede as vacinas incorporadas depois de 2010 e classifica influenza fora da imunoprevenção. E 3.189 dos 5.832 óbitos que ela conta são tuberculose miliar ou do sistema nervoso, dos quais 3.092 entre 5 e 74 anos — faixa em que a relação entre o óbito e a vacinação infantil é bem mais incerta do que a que a justificativa da lista invoca, ainda que a proteção conferida na infância possa persistir décadas [10]; excluída a tuberculose, restam 2.643 óbitos em dez anos (Tabela S6). O teto de medição é de codificação, não de epidemiologia: há 631.108 óbitos por pneumonia sem agente identificado (J18) contra 809 atribuídos ao pneumococo (J13), razão de 780,1 (Tabelas S12 e S13). O cruzamento ecológico deu nulo pelo critério declarado — correlação de Spearman +0,389 em 2023 e −0,056 em 2024 —, e a própria fonte explica parte disso: o PNI/RNDS registra 16.621.107 doses de influenza em 2023 contra 54.215.093 em 2024 (Tabela S15).</w:t>
+        <w:t xml:space="preserve">, não uma estimativa de mortes evitáveis — soma 27.917 óbitos, razão de 4,79 sobre o instrumento oficial, e a COVID-19 sozinha soma 718.811 (Tabela S4). Três limitações estruturais explicam a diferença. A lista termina aos 74 anos, e 267.276 óbitos por causas com vacina — 35,8% do conjunto — ocorreram acima dessa idade, invisíveis por construção (Tabela S5). Ela antecede as vacinas incorporadas depois de 2010 e classifica influenza fora da imunoprevenção. E 3.189 dos 5.832 óbitos que ela conta são tuberculose miliar ou do sistema nervoso, dos quais 3.092 entre 5 e 74 anos — faixa em que a relação entre o óbito e a vacinação infantil é bem mais incerta do que a que a justificativa da lista invoca, ainda que a proteção conferida na infância possa persistir décadas [10]; excluída a tuberculose, restam 2.643 óbitos em dez anos (Tabela S6). O teto de medição é de codificação, não de epidemiologia: há 631.108 óbitos por pneumonia sem agente identificado (J18) contra 809 atribuídos ao pneumococo (J13), razão de 780,1 (Tabelas S12 e S13). Um cruzamento ecológico entre doses de influenza e mortalidade por influenza em idosos foi conduzido e </w:t>
+      </w:r>
+      <w:r>
+        <w:rPr>
+          <w:b/>
+        </w:rPr>
+        <w:t>é reportado apenas como nota de qualidade de dado</w:t>
+      </w:r>
+      <w:r>
+        <w:t xml:space="preserve">: o registro </w:t>
+      </w:r>
+      <w:r>
+        <w:rPr>
+          <w:rFonts w:ascii="Consolas" w:hAnsi="Consolas"/>
+          <w:sz w:val="19"/>
+        </w:rPr>
+        <w:t>INF3</w:t>
+      </w:r>
+      <w:r>
+        <w:t xml:space="preserve"> cobre todas as idades a partir de 6 meses e, dividido pela população de 60 anos ou mais, produz mais de uma dose por habitante em todas as unidades da federação em 2024 (Tabela S14). O quociente não mede cobertura em idosos, e nenhuma inferência sobre vacinação é extraída dele.</w:t>
       </w:r>
     </w:p>
     <w:p>
@@ -151,6 +170,44 @@
       </w:r>
       <w:r>
         <w:t xml:space="preserve"> em 2010, ambas no intervalo da própria revisão — que foi publicada entre 2010 e 2011. A ausência dessas duas do subgrupo de imunoprevenção não se explica por defasagem temporal, e merece exame à parte.</w:t>
+      </w:r>
+    </w:p>
+    <w:p>
+      <w:r>
+        <w:rPr>
+          <w:b/>
+        </w:rPr>
+        <w:t>A inclusão da COVID-19 já tem precedente institucional, e este trabalho não a propõe como novidade.</w:t>
+      </w:r>
+      <w:r>
+        <w:t xml:space="preserve"> O boletim epidemiológico especial </w:t>
+      </w:r>
+      <w:r>
+        <w:rPr>
+          <w:i/>
+        </w:rPr>
+        <w:t>Saúde da mulher brasileira</w:t>
+      </w:r>
+      <w:r>
+        <w:t xml:space="preserve">, do Ministério da Saúde, de março de 2023 [11], adaptou a classificação de Malta e colaboradores justamente para incluir a COVID-19 entre as causas redutíveis por ações de imunoprevenção, considerando a disponibilidade de vacina desde janeiro de 2021. É preciso, portanto, distinguir duas camadas que este artigo tratava como uma só: a </w:t>
+      </w:r>
+      <w:r>
+        <w:rPr>
+          <w:b/>
+        </w:rPr>
+        <w:t>lista formal disponibilizada no TabNet</w:t>
+      </w:r>
+      <w:r>
+        <w:t xml:space="preserve">, cujo conteúdo é o que se audita aqui, e as </w:t>
+      </w:r>
+      <w:r>
+        <w:rPr>
+          <w:b/>
+        </w:rPr>
+        <w:t>adaptações analíticas</w:t>
+      </w:r>
+      <w:r>
+        <w:t xml:space="preserve"> publicadas em relatórios do próprio Ministério, que já avançaram sobre essa questão. O que se reporta abaixo é a composição da primeira; a existência da segunda mostra que o debate sobre o escopo da lista está aberto dentro da instituição, e não apenas fora dela.</w:t>
       </w:r>
     </w:p>
     <w:p>
@@ -650,7 +707,21 @@
         <w:t>antes</w:t>
       </w:r>
       <w:r>
-        <w:t xml:space="preserve"> de observar o resultado: correlação de Spearman com módulo inferior a 0,30, ou sinal diferente entre os dois anos, seria tratada como ausência de sinal — e ausência de sinal seria reportada como resultado, não como convite a procurar outro recorte. Declarar o critério antes é o que separa um achado nulo de uma busca por especificação que produza significância.</w:t>
+        <w:t xml:space="preserve"> de observar o resultado: correlação de Spearman com módulo inferior a 0,30, ou sinal diferente entre os dois anos, seria tratada como ausência de sinal — e ausência de sinal seria reportada como resultado, não como convite a procurar outro recorte.</w:t>
+      </w:r>
+    </w:p>
+    <w:p>
+      <w:r>
+        <w:t xml:space="preserve">Declarar o critério antes separa um achado nulo de uma busca por especificação, mas </w:t>
+      </w:r>
+      <w:r>
+        <w:rPr>
+          <w:b/>
+        </w:rPr>
+        <w:t>não protege contra exposição mal medida</w:t>
+      </w:r>
+      <w:r>
+        <w:t>, que é o que ocorreu aqui. A §3.10 mostra que o quociente construído não mede cobertura vacinal em idosos, e por isso o cruzamento é reportado como nota de qualidade de dado, e não como teste. O critério pré-declarado fica registrado porque ele foi de fato declarado antes; o que ele não pode fazer é validar a medida sobre a qual foi aplicado.</w:t>
       </w:r>
     </w:p>
     <w:p>
@@ -912,7 +983,7 @@
               <a:graphicData uri="http://schemas.openxmlformats.org/drawingml/2006/picture">
                 <pic:pic>
                   <pic:nvPicPr>
-                    <pic:cNvPr id="0" name="figura_03_corte_etario.png"/>
+                    <pic:cNvPr id="0" name="figura_02_corte_etario.png"/>
                     <pic:cNvPicPr/>
                   </pic:nvPicPr>
                   <pic:blipFill>
@@ -1005,7 +1076,7 @@
               <a:graphicData uri="http://schemas.openxmlformats.org/drawingml/2006/picture">
                 <pic:pic>
                   <pic:nvPicPr>
-                    <pic:cNvPr id="0" name="figura_04_composicao.png"/>
+                    <pic:cNvPr id="0" name="figura_03_composicao.png"/>
                     <pic:cNvPicPr/>
                   </pic:nvPicPr>
                   <pic:blipFill>
@@ -1075,7 +1146,7 @@
               <a:graphicData uri="http://schemas.openxmlformats.org/drawingml/2006/picture">
                 <pic:pic>
                   <pic:nvPicPr>
-                    <pic:cNvPr id="0" name="figura_02_panorama.png"/>
+                    <pic:cNvPr id="0" name="figura_04_panorama.png"/>
                     <pic:cNvPicPr/>
                   </pic:nvPicPr>
                   <pic:blipFill>
@@ -1355,17 +1426,61 @@
         <w:t>nulo</w:t>
       </w:r>
       <w:r>
-        <w:t xml:space="preserve">: a correlação de Spearman é +0,389 em 2023 e −0,056 em 2024, com troca de sinal entre os anos e um deles abaixo do limiar de módulo. O dado por unidade da federação que sustenta o teste está em </w:t>
+        <w:t>: a correlação de Spearman é +0,389 em 2023 e −0,056 em 2024, com troca de sinal entre os anos e um deles abaixo do limiar de módulo.</w:t>
+      </w:r>
+    </w:p>
+    <w:p>
+      <w:r>
+        <w:rPr>
+          <w:b/>
+        </w:rPr>
+        <w:t>Este teste não deve ser lido como evidência sobre vacinação de idosos, e a razão é aritmética.</w:t>
+      </w:r>
+      <w:r>
+        <w:t xml:space="preserve"> Auditoria posterior mostrou que o numerador e o denominador descrevem populações diferentes: </w:t>
       </w:r>
       <w:r>
         <w:rPr>
           <w:rFonts w:ascii="Consolas" w:hAnsi="Consolas"/>
           <w:sz w:val="19"/>
         </w:rPr>
-        <w:t>tabela_14_influenza_doses_uf.csv</w:t>
+        <w:t>INF3</w:t>
       </w:r>
       <w:r>
-        <w:t>.</w:t>
+        <w:t xml:space="preserve"> é o registro de dose de influenza a partir dos 6 meses de idade, e inclui a campanha infantil e as demais estratégias, enquanto o denominador é a população de 60 anos ou mais. A consequência aparece na própria Tabela S14: em 2024, </w:t>
+      </w:r>
+      <w:r>
+        <w:rPr>
+          <w:b/>
+        </w:rPr>
+        <w:t>as 27 unidades da federação</w:t>
+      </w:r>
+      <w:r>
+        <w:t xml:space="preserve"> têm mais de uma dose por habitante de 60 anos ou mais, de 1,145 a 2,837. Nenhuma cobertura pode exceder 1, e a razão excede em todas — prova direta de que o quociente não mede cobertura em idosos. Um nulo obtido sobre uma exposição mal medida não informa ausência de associação; informa que a exposição não foi medida.</w:t>
+      </w:r>
+    </w:p>
+    <w:p>
+      <w:r>
+        <w:t xml:space="preserve">A Tabela S14 permanece publicada como </w:t>
+      </w:r>
+      <w:r>
+        <w:rPr>
+          <w:b/>
+        </w:rPr>
+        <w:t>nota de qualidade de dado</w:t>
+      </w:r>
+      <w:r>
+        <w:t xml:space="preserve">, e não como teste: ela documenta que o total </w:t>
+      </w:r>
+      <w:r>
+        <w:rPr>
+          <w:rFonts w:ascii="Consolas" w:hAnsi="Consolas"/>
+          <w:sz w:val="19"/>
+        </w:rPr>
+        <w:t>INF3</w:t>
+      </w:r>
+      <w:r>
+        <w:t xml:space="preserve"> não serve de denominador de cobertura em 60 anos ou mais, e que a série de 2023 chegou incompleta ao registro nacional. As duas observações valem para além deste artigo. O que sai é a inferência: este trabalho não estima relação entre intensidade de vacinação e mortalidade por influenza, e a pergunta exigiria doses estratificadas por idade, definição de campanha e tratamento de sazonalidade e causalidade reversa.</w:t>
       </w:r>
     </w:p>
     <w:p>
@@ -1679,6 +1794,52 @@
         <w:t>Figura 2.</w:t>
       </w:r>
       <w:r>
+        <w:t xml:space="preserve"> Distribuição etária dos óbitos por causas com vacina disponível.</w:t>
+      </w:r>
+    </w:p>
+    <w:p>
+      <w:r>
+        <w:t>A lista termina aos 74 anos, e 35,8% dos óbitos estão acima desse corte.</w:t>
+      </w:r>
+    </w:p>
+    <w:p>
+      <w:r>
+        <w:rPr>
+          <w:i/>
+        </w:rPr>
+        <w:t>Fonte: Tabela S5.</w:t>
+      </w:r>
+    </w:p>
+    <w:p>
+      <w:r>
+        <w:rPr>
+          <w:b/>
+        </w:rPr>
+        <w:t>Figura 3.</w:t>
+      </w:r>
+      <w:r>
+        <w:t xml:space="preserve"> Composição interna do subgrupo 1.1. Em vermelho, a tuberculose em</w:t>
+      </w:r>
+    </w:p>
+    <w:p>
+      <w:r>
+        <w:t xml:space="preserve">idade em que a relação entre o óbito e a vacinação infantil é incerta; em azul, o que resta. </w:t>
+      </w:r>
+      <w:r>
+        <w:rPr>
+          <w:i/>
+        </w:rPr>
+        <w:t>Fonte: Tabela S6.</w:t>
+      </w:r>
+    </w:p>
+    <w:p>
+      <w:r>
+        <w:rPr>
+          <w:b/>
+        </w:rPr>
+        <w:t>Figura 4.</w:t>
+      </w:r>
+      <w:r>
         <w:t xml:space="preserve"> O que o subgrupo 1.1 conta, comparado ao conjunto ampliado de</w:t>
       </w:r>
     </w:p>
@@ -1701,52 +1862,6 @@
           <w:i/>
         </w:rPr>
         <w:t>Fonte: Tabela S4.</w:t>
-      </w:r>
-    </w:p>
-    <w:p>
-      <w:r>
-        <w:rPr>
-          <w:b/>
-        </w:rPr>
-        <w:t>Figura 3.</w:t>
-      </w:r>
-      <w:r>
-        <w:t xml:space="preserve"> Distribuição etária dos óbitos por causas com vacina disponível.</w:t>
-      </w:r>
-    </w:p>
-    <w:p>
-      <w:r>
-        <w:t>A lista termina aos 74 anos, e 35,8% dos óbitos estão acima desse corte.</w:t>
-      </w:r>
-    </w:p>
-    <w:p>
-      <w:r>
-        <w:rPr>
-          <w:i/>
-        </w:rPr>
-        <w:t>Fonte: Tabela S5.</w:t>
-      </w:r>
-    </w:p>
-    <w:p>
-      <w:r>
-        <w:rPr>
-          <w:b/>
-        </w:rPr>
-        <w:t>Figura 4.</w:t>
-      </w:r>
-      <w:r>
-        <w:t xml:space="preserve"> Composição interna do subgrupo 1.1. Em vermelho, a tuberculose em</w:t>
-      </w:r>
-    </w:p>
-    <w:p>
-      <w:r>
-        <w:t xml:space="preserve">idade em que a relação entre o óbito e a vacinação infantil é incerta; em azul, o que resta. </w:t>
-      </w:r>
-      <w:r>
-        <w:rPr>
-          <w:i/>
-        </w:rPr>
-        <w:t>Fonte: Tabela S6.</w:t>
       </w:r>
     </w:p>
     <w:p>
@@ -2303,6 +2418,39 @@
       </w:r>
       <w:r>
         <w:t>. 2004;291(17):2086–91. doi:10.1001/jama.291.17.2086</w:t>
+      </w:r>
+    </w:p>
+    <w:p>
+      <w:pPr>
+        <w:pStyle w:val="ListBullet"/>
+      </w:pPr>
+      <w:r>
+        <w:rPr>
+          <w:b/>
+        </w:rPr>
+        <w:t>[11]</w:t>
+      </w:r>
+      <w:r>
+        <w:t xml:space="preserve"> Brasil. Ministério da Saúde. Secretaria de Vigilância em Saúde e Ambiente. </w:t>
+      </w:r>
+      <w:r>
+        <w:rPr>
+          <w:i/>
+        </w:rPr>
+        <w:t>Saúde da mulher brasileira: uma perspectiva integrada entre vigilância e atenção à saúde</w:t>
+      </w:r>
+      <w:r>
+        <w:t xml:space="preserve">. Boletim Epidemiológico, número especial. Brasília: Ministério da Saúde; mar. 2023. p. 20. Disponível em </w:t>
+      </w:r>
+      <w:r>
+        <w:rPr>
+          <w:rFonts w:ascii="Consolas" w:hAnsi="Consolas"/>
+          <w:sz w:val="19"/>
+        </w:rPr>
+        <w:t>gov.br/saude/pt-br/centrais-de-conteudo/publicacoes/boletins/epidemiologicos/especiais/2023</w:t>
+      </w:r>
+      <w:r>
+        <w:t>. Acesso em 12 set. 2026.</w:t>
       </w:r>
     </w:p>
     <w:p>

--- a/artigo-imunopreveniveis/manuscrito-evitaveis.docx
+++ b/artigo-imunopreveniveis/manuscrito-evitaveis.docx
@@ -140,7 +140,16 @@
     </w:p>
     <w:p>
       <w:r>
-        <w:t>Entre a última revisão da lista e hoje, o Programa Nacional de Imunizações mudou. Entraram a vacina contra rotavírus, a meningocócica C e depois a ACWY, a pneumocócica 10-valente, a varicela, o HPV. E entrou, em janeiro de 2021, a vacinação contra a COVID-19, que é a maior campanha da história do programa e responde à doença que mais matou brasileiros no período coberto por este trabalho. Uma lista de evitabilidade cujo último ajuste é anterior a tudo isso não descreve o que o SUS oferece hoje.</w:t>
+        <w:t xml:space="preserve">Entre a última revisão da lista e hoje, o Programa Nacional de Imunizações mudou. Entraram a varicela, em 2013, a ACWY, em 2020, e o HPV. Três outras — rotavírus, em 2006, e a meningocócica C e a pneumocócica 10-valente, ambas em 2010 (Tabela S7) — </w:t>
+      </w:r>
+      <w:r>
+        <w:rPr>
+          <w:b/>
+        </w:rPr>
+        <w:t>antecedem ou são contemporâneas</w:t>
+      </w:r>
+      <w:r>
+        <w:t xml:space="preserve"> à revisão de 2010–2011, e a sua ausência do subgrupo de imunoprevenção não se explica por defasagem temporal: é decisão de escopo, e merece exame à parte. E entrou, em janeiro de 2021, a vacinação contra a COVID-19, que é a maior campanha da história do programa e responde à doença que mais matou brasileiros no período coberto por este trabalho. Uma lista de evitabilidade cujo último ajuste é anterior a tudo isso não descreve o que o SUS oferece hoje.</w:t>
       </w:r>
     </w:p>
     <w:p>
@@ -974,7 +983,7 @@
       <w:r>
         <w:drawing>
           <wp:inline xmlns:a="http://schemas.openxmlformats.org/drawingml/2006/main" xmlns:pic="http://schemas.openxmlformats.org/drawingml/2006/picture">
-            <wp:extent cx="5760720" cy="2266154"/>
+            <wp:extent cx="5760720" cy="2975695"/>
             <wp:docPr id="2" name="Picture 2"/>
             <wp:cNvGraphicFramePr>
               <a:graphicFrameLocks noChangeAspect="1"/>
@@ -995,7 +1004,7 @@
                   <pic:spPr>
                     <a:xfrm>
                       <a:off x="0" y="0"/>
-                      <a:ext cx="5760720" cy="2266154"/>
+                      <a:ext cx="5760720" cy="2975695"/>
                     </a:xfrm>
                     <a:prstGeom prst="rect"/>
                   </pic:spPr>

--- a/artigo-imunopreveniveis/manuscrito-evitaveis.docx
+++ b/artigo-imunopreveniveis/manuscrito-evitaveis.docx
@@ -81,7 +81,7 @@
         <w:t>teto</w:t>
       </w:r>
       <w:r>
-        <w:t xml:space="preserve">, não uma estimativa de mortes evitáveis — soma 27.917 óbitos, razão de 4,79 sobre o instrumento oficial, e a COVID-19 sozinha soma 718.811 (Tabela S4). Três limitações estruturais explicam a diferença. A lista termina aos 74 anos, e 267.276 óbitos por causas com vacina — 35,8% do conjunto — ocorreram acima dessa idade, invisíveis por construção (Tabela S5). Ela antecede as vacinas incorporadas depois de 2010 e classifica influenza fora da imunoprevenção. E 3.189 dos 5.832 óbitos que ela conta são tuberculose miliar ou do sistema nervoso, dos quais 3.092 entre 5 e 74 anos — faixa em que a relação entre o óbito e a vacinação infantil é bem mais incerta do que a que a justificativa da lista invoca, ainda que a proteção conferida na infância possa persistir décadas [10]; excluída a tuberculose, restam 2.643 óbitos em dez anos (Tabela S6). O teto de medição é de codificação, não de epidemiologia: há 631.108 óbitos por pneumonia sem agente identificado (J18) contra 809 atribuídos ao pneumococo (J13), razão de 780,1 (Tabelas S12 e S13). Um cruzamento ecológico entre doses de influenza e mortalidade por influenza em idosos foi conduzido e </w:t>
+        <w:t xml:space="preserve">, não uma estimativa de mortes evitáveis — soma 27.931 óbitos, razão de 4,79 sobre o instrumento oficial, e a COVID-19 sozinha soma 718.811 (Tabela S4). Três limitações estruturais explicam a diferença. A lista termina aos 74 anos, e 267.276 óbitos por causas com vacina — 35,8% do conjunto — ocorreram acima dessa idade, invisíveis por construção (Tabela S5). Ela antecede as vacinas incorporadas depois de 2010 e classifica influenza fora da imunoprevenção. E 3.189 dos 5.832 óbitos que ela conta são tuberculose miliar ou do sistema nervoso, dos quais 3.092 entre 5 e 74 anos — faixa em que a relação entre o óbito e a vacinação infantil é bem mais incerta do que a que a justificativa da lista invoca, ainda que a proteção conferida na infância possa persistir décadas [10]; excluída a tuberculose, restam 2.643 óbitos em dez anos (Tabela S6). O teto de medição é de codificação, não de epidemiologia: há 631.108 óbitos por pneumonia sem agente identificado (J18) contra 809 atribuídos ao pneumococo (J13), razão de 780,1 (Tabelas S12 e S13). Um cruzamento ecológico entre doses de influenza e mortalidade por influenza em idosos foi conduzido e </w:t>
       </w:r>
       <w:r>
         <w:rPr>
@@ -958,7 +958,7 @@
     </w:p>
     <w:p>
       <w:r>
-        <w:t xml:space="preserve">Dos 746.728 óbitos por causas com vacina disponível registrados na década, 267.276 — 35,8% — ocorreram em pessoas de 75 anos ou mais. Para essa faixa, a coluna do subgrupo 1.1 é </w:t>
+        <w:t xml:space="preserve">Dos 746.742 óbitos por causas com vacina disponível registrados na década, 267.276 — 35,8% — ocorreram em pessoas de 75 anos ou mais. Para essa faixa, a coluna do subgrupo 1.1 é </w:t>
       </w:r>
       <w:r>
         <w:rPr>
@@ -967,7 +967,7 @@
         <w:t>zero por construção</w:t>
       </w:r>
       <w:r>
-        <w:t>: não existe lista brasileira de evitabilidade acima dos 74 anos. A faixa que o instrumento cobre inteira, a de menores de cinco anos, responde por 3.869 óbitos, 0,5% do conjunto.</w:t>
+        <w:t>: não existe lista brasileira de evitabilidade acima dos 74 anos. A faixa que o instrumento cobre inteira, a de menores de cinco anos, responde por 3.883 óbitos, 0,5% do conjunto.</w:t>
       </w:r>
     </w:p>
     <w:p>
@@ -1130,7 +1130,7 @@
     </w:p>
     <w:p>
       <w:r>
-        <w:t>Sem a COVID-19, o conjunto ampliado soma 27.917 óbitos, razão de 4,79 sobre o instrumento oficial (Tabela S4); excluído também o herpes zoster, que tem vacina fora do PNI, ficam 26.674 e a razão cai para 4,57. Quatro causas ausentes do subgrupo 1.1 respondem sozinhas por mais óbitos do que ele inteiro: influenza (14.622), doença meningocócica (1.531), meningite pneumocócica (1.121) e pneumonia pneumocócica (809).</w:t>
+        <w:t>Sem a COVID-19, o conjunto ampliado soma 27.931 óbitos, razão de 4,79 sobre o instrumento oficial (Tabela S4); excluído também o herpes zoster, que tem vacina fora do PNI, ficam 26.688 e a razão cai para 4,58. Quatro causas ausentes do subgrupo 1.1 respondem sozinhas por mais óbitos do que ele inteiro: influenza (14.622), doença meningocócica (1.531), meningite pneumocócica (1.121) e pneumonia pneumocócica (809).</w:t>
       </w:r>
     </w:p>
     <w:p>
@@ -1195,6 +1195,220 @@
         <w:pStyle w:val="Heading2"/>
       </w:pPr>
       <w:r>
+        <w:t>3.5b De onde vem o desacordo entre os dois conjuntos (extensão exploratória)</w:t>
+      </w:r>
+    </w:p>
+    <w:p>
+      <w:r>
+        <w:t xml:space="preserve">A razão de 4,79 entre o conjunto ampliado e o subgrupo 1.1 diz o </w:t>
+      </w:r>
+      <w:r>
+        <w:rPr>
+          <w:b/>
+        </w:rPr>
+        <w:t>tamanho</w:t>
+      </w:r>
+      <w:r>
+        <w:t xml:space="preserve"> do</w:t>
+      </w:r>
+    </w:p>
+    <w:p>
+      <w:r>
+        <w:t>desacordo e não a sua estrutura. As três causas possíveis pedem respostas</w:t>
+      </w:r>
+    </w:p>
+    <w:p>
+      <w:r>
+        <w:t>diferentes: idade fora da janela se corrige mudando a janela, código fora da</w:t>
+      </w:r>
+    </w:p>
+    <w:p>
+      <w:r>
+        <w:t>lista se corrige acrescentando código, e idade ignorada não se corrige por</w:t>
+      </w:r>
+    </w:p>
+    <w:p>
+      <w:r>
+        <w:t>revisão nenhuma, porque é falha de registro e não decisão de escopo.</w:t>
+      </w:r>
+    </w:p>
+    <w:p>
+      <w:r>
+        <w:t>Repartindo o conjunto ampliado em estados mutuamente exclusivos — cada óbito</w:t>
+      </w:r>
+    </w:p>
+    <w:p>
+      <w:r>
+        <w:t>entra uma vez, e a soma reproduz o total:</w:t>
+      </w:r>
+    </w:p>
+    <w:p>
+      <w:r>
+        <w:rPr>
+          <w:b/>
+        </w:rPr>
+        <w:t>O desacordo é de conteúdo, não de idade.</w:t>
+      </w:r>
+      <w:r>
+        <w:t xml:space="preserve"> Três quartos dele são códigos que</w:t>
+      </w:r>
+    </w:p>
+    <w:p>
+      <w:r>
+        <w:t>não constam de nenhuma das duas versões do subgrupo 1.1 — influenza, doença</w:t>
+      </w:r>
+    </w:p>
+    <w:p>
+      <w:r>
+        <w:t>pneumocócica, doença meningocócica, varicela, febre amarela. O corte aos 74 anos</w:t>
+      </w:r>
+    </w:p>
+    <w:p>
+      <w:r>
+        <w:t>responde por 2,9% da diferença entre os dois conjuntos.</w:t>
+      </w:r>
+    </w:p>
+    <w:p>
+      <w:r>
+        <w:t>Isso não contradiz a §3.3, e convém dizer por quê: lá a medida é a distribuição</w:t>
+      </w:r>
+    </w:p>
+    <w:p>
+      <w:r>
+        <w:t xml:space="preserve">etária da </w:t>
+      </w:r>
+      <w:r>
+        <w:rPr>
+          <w:b/>
+        </w:rPr>
+        <w:t>carga</w:t>
+      </w:r>
+      <w:r>
+        <w:t xml:space="preserve"> (35,8% dos óbitos por causa com vacina estão acima do</w:t>
+      </w:r>
+    </w:p>
+    <w:p>
+      <w:r>
+        <w:t>corte), e ela é dominada pela COVID-19. Aqui a medida é a composição da</w:t>
+      </w:r>
+    </w:p>
+    <w:p>
+      <w:r>
+        <w:rPr>
+          <w:b/>
+        </w:rPr>
+        <w:t>diferença de contagem</w:t>
+      </w:r>
+      <w:r>
+        <w:t xml:space="preserve"> entre os dois conjuntos, com a COVID-19 fora. As duas</w:t>
+      </w:r>
+    </w:p>
+    <w:p>
+      <w:r>
+        <w:t>são verdadeiras e respondem a perguntas distintas: o corte etário importa para</w:t>
+      </w:r>
+    </w:p>
+    <w:p>
+      <w:r>
+        <w:t>quem a lista deixa de enxergar, e a defasagem de códigos importa para o que ela</w:t>
+      </w:r>
+    </w:p>
+    <w:p>
+      <w:r>
+        <w:t>deixa de contar.</w:t>
+      </w:r>
+    </w:p>
+    <w:p>
+      <w:r>
+        <w:rPr>
+          <w:b/>
+        </w:rPr>
+        <w:t>Um achado de validação, produzido por esta repartição.</w:t>
+      </w:r>
+      <w:r>
+        <w:t xml:space="preserve"> Ao exigir que os</w:t>
+      </w:r>
+    </w:p>
+    <w:p>
+      <w:r>
+        <w:t>estados somassem o universo, a conta revelou que 14 óbitos eram contados pelo</w:t>
+      </w:r>
+    </w:p>
+    <w:p>
+      <w:r>
+        <w:t xml:space="preserve">subgrupo 1.1 e </w:t>
+      </w:r>
+      <w:r>
+        <w:rPr>
+          <w:b/>
+        </w:rPr>
+        <w:t>não</w:t>
+      </w:r>
+      <w:r>
+        <w:t xml:space="preserve"> pelo conjunto ampliado: o código P35.3 (hepatite viral</w:t>
+      </w:r>
+    </w:p>
+    <w:p>
+      <w:r>
+        <w:t>congênita) consta da versão de menores de 5 anos da lista oficial e não tinha</w:t>
+      </w:r>
+    </w:p>
+    <w:p>
+      <w:r>
+        <w:t>correspondente no conjunto ampliado. O ampliado, portanto, não continha a lista</w:t>
+      </w:r>
+    </w:p>
+    <w:p>
+      <w:r>
+        <w:t>que se propõe a superar — e um teto que não contém o piso não é teto. O código</w:t>
+      </w:r>
+    </w:p>
+    <w:p>
+      <w:r>
+        <w:t>foi acrescentado e os totais desta versão já o incluem; a análise passa a abortar</w:t>
+      </w:r>
+    </w:p>
+    <w:p>
+      <w:r>
+        <w:t>se algum código da lista oficial ficar descoberto. A diferença é pequena em</w:t>
+      </w:r>
+    </w:p>
+    <w:p>
+      <w:r>
+        <w:t>óbitos e não muda conclusão alguma; o que ela mostra é que a diferença entre dois</w:t>
+      </w:r>
+    </w:p>
+    <w:p>
+      <w:r>
+        <w:t>totais não revela a estrutura que os separa, que é exatamente o argumento desta</w:t>
+      </w:r>
+    </w:p>
+    <w:p>
+      <w:r>
+        <w:t>seção.</w:t>
+      </w:r>
+    </w:p>
+    <w:p>
+      <w:r>
+        <w:rPr>
+          <w:b/>
+        </w:rPr>
+        <w:t>Esta extensão é exploratória e não pré-especificada.</w:t>
+      </w:r>
+      <w:r>
+        <w:t xml:space="preserve"> Ela nasceu de auditoria</w:t>
+      </w:r>
+    </w:p>
+    <w:p>
+      <w:r>
+        <w:t>externa, depois de os totais terem sido observados.</w:t>
+      </w:r>
+    </w:p>
+    <w:p>
+      <w:pPr>
+        <w:pStyle w:val="Heading2"/>
+      </w:pPr>
+      <w:r>
         <w:t>3.6 Três eventos em que a vacina existia e a doença matou</w:t>
       </w:r>
     </w:p>
@@ -5065,7 +5279,7 @@
               <w:rPr>
                 <w:sz w:val="16"/>
               </w:rPr>
-              <w:t>27917</w:t>
+              <w:t>27931</w:t>
             </w:r>
           </w:p>
         </w:tc>
@@ -5079,7 +5293,7 @@
               <w:rPr>
                 <w:sz w:val="16"/>
               </w:rPr>
-              <w:t>19.27</w:t>
+              <w:t>19.28</w:t>
             </w:r>
           </w:p>
         </w:tc>
@@ -5123,7 +5337,7 @@
               <w:rPr>
                 <w:sz w:val="16"/>
               </w:rPr>
-              <w:t>26674</w:t>
+              <w:t>26688</w:t>
             </w:r>
           </w:p>
         </w:tc>
@@ -5137,7 +5351,7 @@
               <w:rPr>
                 <w:sz w:val="16"/>
               </w:rPr>
-              <w:t>18.42</w:t>
+              <w:t>18.43</w:t>
             </w:r>
           </w:p>
         </w:tc>
@@ -5151,7 +5365,7 @@
               <w:rPr>
                 <w:sz w:val="16"/>
               </w:rPr>
-              <w:t>4.57</w:t>
+              <w:t>4.58</w:t>
             </w:r>
           </w:p>
         </w:tc>
@@ -5432,7 +5646,7 @@
               <w:rPr>
                 <w:sz w:val="16"/>
               </w:rPr>
-              <w:t>2067</w:t>
+              <w:t>2081</w:t>
             </w:r>
           </w:p>
         </w:tc>
@@ -5460,7 +5674,7 @@
               <w:rPr>
                 <w:sz w:val="16"/>
               </w:rPr>
-              <w:t>3869</w:t>
+              <w:t>3883</w:t>
             </w:r>
           </w:p>
         </w:tc>
@@ -5776,7 +5990,7 @@
               <w:rPr>
                 <w:sz w:val="16"/>
               </w:rPr>
-              <w:t>27917</w:t>
+              <w:t>27931</w:t>
             </w:r>
           </w:p>
         </w:tc>
@@ -5804,7 +6018,7 @@
               <w:rPr>
                 <w:sz w:val="16"/>
               </w:rPr>
-              <w:t>746728</w:t>
+              <w:t>746742</w:t>
             </w:r>
           </w:p>
         </w:tc>
@@ -6534,7 +6748,7 @@
               <w:rPr>
                 <w:sz w:val="16"/>
               </w:rPr>
-              <w:t>Hepatite B aguda</w:t>
+              <w:t>Hepatite B aguda e viral congênita</w:t>
             </w:r>
           </w:p>
         </w:tc>
@@ -6562,7 +6776,7 @@
               <w:rPr>
                 <w:sz w:val="16"/>
               </w:rPr>
-              <w:t>2013</w:t>
+              <w:t>2027</w:t>
             </w:r>
           </w:p>
         </w:tc>
@@ -6576,7 +6790,7 @@
               <w:rPr>
                 <w:sz w:val="16"/>
               </w:rPr>
-              <w:t>179</w:t>
+              <w:t>181</w:t>
             </w:r>
           </w:p>
         </w:tc>
@@ -7930,7 +8144,7 @@
               <w:rPr>
                 <w:sz w:val="16"/>
               </w:rPr>
-              <w:t>27917</w:t>
+              <w:t>27931</w:t>
             </w:r>
           </w:p>
         </w:tc>
@@ -7944,7 +8158,7 @@
               <w:rPr>
                 <w:sz w:val="16"/>
               </w:rPr>
-              <w:t>3908</w:t>
+              <w:t>3910</w:t>
             </w:r>
           </w:p>
         </w:tc>
@@ -8002,7 +8216,7 @@
               <w:rPr>
                 <w:sz w:val="16"/>
               </w:rPr>
-              <w:t>26674</w:t>
+              <w:t>26688</w:t>
             </w:r>
           </w:p>
         </w:tc>
@@ -8016,7 +8230,7 @@
               <w:rPr>
                 <w:sz w:val="16"/>
               </w:rPr>
-              <w:t>3727</w:t>
+              <w:t>3729</w:t>
             </w:r>
           </w:p>
         </w:tc>
@@ -18308,6 +18522,299 @@
                 <w:sz w:val="16"/>
               </w:rPr>
               <w:t>20.4</w:t>
+            </w:r>
+          </w:p>
+        </w:tc>
+      </w:tr>
+    </w:tbl>
+    <w:p>
+      <w:pPr>
+        <w:spacing w:before="240" w:after="80"/>
+      </w:pPr>
+      <w:r>
+        <w:rPr>
+          <w:b/>
+          <w:sz w:val="20"/>
+        </w:rPr>
+        <w:t>Tabela S17. De onde vem o desacordo entre o conjunto ampliado e o subgrupo 1.1</w:t>
+      </w:r>
+    </w:p>
+    <w:tbl>
+      <w:tblPr>
+        <w:tblStyle w:val="LightGrid-Accent1"/>
+        <w:tblW w:type="auto" w:w="0"/>
+        <w:jc w:val="center"/>
+        <w:tblLayout w:type="fixed"/>
+        <w:tblLook w:firstColumn="1" w:firstRow="1" w:lastColumn="0" w:lastRow="0" w:noHBand="0" w:noVBand="1" w:val="04A0"/>
+      </w:tblPr>
+      <w:tblGrid>
+        <w:gridCol w:w="3135"/>
+        <w:gridCol w:w="3135"/>
+        <w:gridCol w:w="3135"/>
+      </w:tblGrid>
+      <w:tr>
+        <w:tc>
+          <w:tcPr>
+            <w:tcW w:type="dxa" w:w="3024"/>
+          </w:tcPr>
+          <w:p>
+            <w:r/>
+            <w:r>
+              <w:rPr>
+                <w:b/>
+                <w:sz w:val="16"/>
+              </w:rPr>
+              <w:t>Estado</w:t>
+            </w:r>
+          </w:p>
+        </w:tc>
+        <w:tc>
+          <w:tcPr>
+            <w:tcW w:type="dxa" w:w="3024"/>
+          </w:tcPr>
+          <w:p>
+            <w:r/>
+            <w:r>
+              <w:rPr>
+                <w:b/>
+                <w:sz w:val="16"/>
+              </w:rPr>
+              <w:t>Óbitos</w:t>
+            </w:r>
+          </w:p>
+        </w:tc>
+        <w:tc>
+          <w:tcPr>
+            <w:tcW w:type="dxa" w:w="3024"/>
+          </w:tcPr>
+          <w:p>
+            <w:r/>
+            <w:r>
+              <w:rPr>
+                <w:b/>
+                <w:sz w:val="16"/>
+              </w:rPr>
+              <w:t>% do conjunto ampliado</w:t>
+            </w:r>
+          </w:p>
+        </w:tc>
+      </w:tr>
+      <w:tr>
+        <w:tc>
+          <w:tcPr>
+            <w:tcW w:type="dxa" w:w="3024"/>
+          </w:tcPr>
+          <w:p>
+            <w:r/>
+            <w:r>
+              <w:rPr>
+                <w:sz w:val="16"/>
+              </w:rPr>
+              <w:t>1. Contado pelo subgrupo 1.1</w:t>
+            </w:r>
+          </w:p>
+        </w:tc>
+        <w:tc>
+          <w:tcPr>
+            <w:tcW w:type="dxa" w:w="3024"/>
+          </w:tcPr>
+          <w:p>
+            <w:r/>
+            <w:r>
+              <w:rPr>
+                <w:sz w:val="16"/>
+              </w:rPr>
+              <w:t>5832</w:t>
+            </w:r>
+          </w:p>
+        </w:tc>
+        <w:tc>
+          <w:tcPr>
+            <w:tcW w:type="dxa" w:w="3024"/>
+          </w:tcPr>
+          <w:p>
+            <w:r/>
+            <w:r>
+              <w:rPr>
+                <w:sz w:val="16"/>
+              </w:rPr>
+              <w:t>20.9</w:t>
+            </w:r>
+          </w:p>
+        </w:tc>
+      </w:tr>
+      <w:tr>
+        <w:tc>
+          <w:tcPr>
+            <w:tcW w:type="dxa" w:w="3024"/>
+          </w:tcPr>
+          <w:p>
+            <w:r/>
+            <w:r>
+              <w:rPr>
+                <w:sz w:val="16"/>
+              </w:rPr>
+              <w:t>2. Idade ignorada no registro</w:t>
+            </w:r>
+          </w:p>
+        </w:tc>
+        <w:tc>
+          <w:tcPr>
+            <w:tcW w:type="dxa" w:w="3024"/>
+          </w:tcPr>
+          <w:p>
+            <w:r/>
+            <w:r>
+              <w:rPr>
+                <w:sz w:val="16"/>
+              </w:rPr>
+              <w:t>13</w:t>
+            </w:r>
+          </w:p>
+        </w:tc>
+        <w:tc>
+          <w:tcPr>
+            <w:tcW w:type="dxa" w:w="3024"/>
+          </w:tcPr>
+          <w:p>
+            <w:r/>
+            <w:r>
+              <w:rPr>
+                <w:sz w:val="16"/>
+              </w:rPr>
+              <w:t>0.0</w:t>
+            </w:r>
+          </w:p>
+        </w:tc>
+      </w:tr>
+      <w:tr>
+        <w:tc>
+          <w:tcPr>
+            <w:tcW w:type="dxa" w:w="3024"/>
+          </w:tcPr>
+          <w:p>
+            <w:r/>
+            <w:r>
+              <w:rPr>
+                <w:sz w:val="16"/>
+              </w:rPr>
+              <w:t>3. Codigo da lista, idade acima de 74 anos</w:t>
+            </w:r>
+          </w:p>
+        </w:tc>
+        <w:tc>
+          <w:tcPr>
+            <w:tcW w:type="dxa" w:w="3024"/>
+          </w:tcPr>
+          <w:p>
+            <w:r/>
+            <w:r>
+              <w:rPr>
+                <w:sz w:val="16"/>
+              </w:rPr>
+              <w:t>798</w:t>
+            </w:r>
+          </w:p>
+        </w:tc>
+        <w:tc>
+          <w:tcPr>
+            <w:tcW w:type="dxa" w:w="3024"/>
+          </w:tcPr>
+          <w:p>
+            <w:r/>
+            <w:r>
+              <w:rPr>
+                <w:sz w:val="16"/>
+              </w:rPr>
+              <w:t>2.9</w:t>
+            </w:r>
+          </w:p>
+        </w:tc>
+      </w:tr>
+      <w:tr>
+        <w:tc>
+          <w:tcPr>
+            <w:tcW w:type="dxa" w:w="3024"/>
+          </w:tcPr>
+          <w:p>
+            <w:r/>
+            <w:r>
+              <w:rPr>
+                <w:sz w:val="16"/>
+              </w:rPr>
+              <w:t>4. Codigo da lista, idade fora da versao que o contem</w:t>
+            </w:r>
+          </w:p>
+        </w:tc>
+        <w:tc>
+          <w:tcPr>
+            <w:tcW w:type="dxa" w:w="3024"/>
+          </w:tcPr>
+          <w:p>
+            <w:r/>
+            <w:r>
+              <w:rPr>
+                <w:sz w:val="16"/>
+              </w:rPr>
+              <w:t>51</w:t>
+            </w:r>
+          </w:p>
+        </w:tc>
+        <w:tc>
+          <w:tcPr>
+            <w:tcW w:type="dxa" w:w="3024"/>
+          </w:tcPr>
+          <w:p>
+            <w:r/>
+            <w:r>
+              <w:rPr>
+                <w:sz w:val="16"/>
+              </w:rPr>
+              <w:t>0.2</w:t>
+            </w:r>
+          </w:p>
+        </w:tc>
+      </w:tr>
+      <w:tr>
+        <w:tc>
+          <w:tcPr>
+            <w:tcW w:type="dxa" w:w="3024"/>
+          </w:tcPr>
+          <w:p>
+            <w:r/>
+            <w:r>
+              <w:rPr>
+                <w:sz w:val="16"/>
+              </w:rPr>
+              <w:t>5. Codigo que nao consta de nenhuma versao da lista</w:t>
+            </w:r>
+          </w:p>
+        </w:tc>
+        <w:tc>
+          <w:tcPr>
+            <w:tcW w:type="dxa" w:w="3024"/>
+          </w:tcPr>
+          <w:p>
+            <w:r/>
+            <w:r>
+              <w:rPr>
+                <w:sz w:val="16"/>
+              </w:rPr>
+              <w:t>21237</w:t>
+            </w:r>
+          </w:p>
+        </w:tc>
+        <w:tc>
+          <w:tcPr>
+            <w:tcW w:type="dxa" w:w="3024"/>
+          </w:tcPr>
+          <w:p>
+            <w:r/>
+            <w:r>
+              <w:rPr>
+                <w:sz w:val="16"/>
+              </w:rPr>
+              <w:t>76.0</w:t>
             </w:r>
           </w:p>
         </w:tc>
